--- a/ibm4212/files/Amazon_Kindle_Fire_Case_Assignment.docx
+++ b/ibm4212/files/Amazon_Kindle_Fire_Case_Assignment.docx
@@ -133,7 +133,33 @@
           </w:tcPr>
           <w:p>
             <w:r>
-              <w:t>Fill this document and upload it to Canvas as a Word file (.docx) — not a PDF. Feedback comes back as margin comments on your own document.</w:t>
+              <w:t>Upload two Word files (.docx) in one Canvas submission: this document, filled, and your whole tutoring conversation (Lastname_Transcript.docx). Not PDFs. Feedback comes back as margin comments on your own document.</w:t>
+            </w:r>
+          </w:p>
+        </w:tc>
+      </w:tr>
+      <w:tr>
+        <w:tc>
+          <w:tcPr>
+            <w:tcW w:type="dxa" w:w="2016"/>
+          </w:tcPr>
+          <w:p>
+            <w:r/>
+            <w:r>
+              <w:rPr>
+                <w:b/>
+              </w:rPr>
+              <w:t>Version</w:t>
+            </w:r>
+          </w:p>
+        </w:tc>
+        <w:tc>
+          <w:tcPr>
+            <w:tcW w:type="dxa" w:w="4320"/>
+          </w:tcPr>
+          <w:p>
+            <w:r>
+              <w:t>2026-10-05 — if Canvas announces a newer version, follow the announcement</w:t>
             </w:r>
           </w:p>
         </w:tc>
@@ -150,7 +176,7 @@
     </w:p>
     <w:p>
       <w:r>
-        <w:t>It is January 2012. Amazon has sold nearly 5 million Kindle Fires in three months — at cost — and Jeff Bezos still isn't ready to call it a success. Your job is the marketing manager's: decide who this device is for, how to position it against the iPad and Amazon's own e-readers, and whether the content-and-commerce economics actually justify giving away the hardware margin.</w:t>
+        <w:t>It is January 2012. Amazon has sold nearly 5 million Kindle Fires in three months, at cost, and Jeff Bezos still isn't ready to call it a success. Your job, as the marketing manager, is to decide who this device is for, how to position it against the iPad and Amazon's own e-readers, and whether the content-and-commerce economics justify giving away the hardware margin.</w:t>
       </w:r>
     </w:p>
     <w:p>
@@ -174,12 +200,12 @@
     </w:p>
     <w:p>
       <w:r>
-        <w:t>Every question is scored on the same five criteria. The same rubric applies to every case this term — internalize it once.</w:t>
+        <w:t>Every question is scored on the same five criteria, and the same rubric applies to every case this term, so you only need to learn it once.</w:t>
       </w:r>
     </w:p>
     <w:p>
       <w:r>
-        <w:t>This case uses the three-box format: for each question, Box B (your final answer) is graded for content; Boxes A and C are graded on the human-first-process criterion. The goal is for you to SEE where AI elevates your case work — and where it doesn't.</w:t>
+        <w:t>This case uses the three-box format. For each question, Box B (your final answer) is graded for content, and Boxes A and C are graded on the "Human-first process &amp; AI leverage" criterion. The format shows you where AI improves your case work and where it does not.</w:t>
       </w:r>
     </w:p>
     <w:tbl>
@@ -296,7 +322,7 @@
           </w:tcPr>
           <w:p>
             <w:r>
-              <w:t>A clear position or recommendation stated early, then defended: reasoning, trade-offs weighed honestly, implications drawn. Goes beyond description.</w:t>
+              <w:t>A clear position or recommendation stated early, then defended with reasoning, the trade-offs (including the downsides of your choice), and implications. Goes beyond description.</w:t>
             </w:r>
           </w:p>
         </w:tc>
@@ -328,7 +354,7 @@
           </w:tcPr>
           <w:p>
             <w:r>
-              <w:t>Relevant frameworks and class concepts (e.g., positioning template, STP, razor-and-blade, ERP, Rogers' five factors) used correctly and meaningfully — named AND applied, not name-dropped.</w:t>
+              <w:t>Relevant frameworks and class concepts (e.g., positioning template, STP, razor-and-blade, ERP, Rogers' five factors) used correctly and applied to the case, not only named.</w:t>
             </w:r>
           </w:p>
         </w:tc>
@@ -392,7 +418,7 @@
           </w:tcPr>
           <w:p>
             <w:r>
-              <w:t>Honest first take (Box A) written before AI; at least 3 substantive exchanges per question visibly linked to specific improvements (stating the assignment question to set the agenda is fine — it just doesn't count as one); at least one rejected AI suggestion with a reason (Box C); working transcript link.</w:t>
+              <w:t>Honest first take (Box A: position, evidence, what you're least sure about) written before AI; at least 3 exchanges per question (you claim, the tutor challenges, you answer) visibly linked to specific improvements; at least one rejected AI suggestion per case, quoted, with a case-based reason (Box C); a synthesis that answers all four rows; the whole transcript uploaded as a second .docx.</w:t>
             </w:r>
           </w:p>
         </w:tc>
@@ -409,7 +435,7 @@
     </w:p>
     <w:p>
       <w:r>
-        <w:t>Work with AI by TALKING, not pasting. Voice tutoring is more natural, forces you to reason out loud, and your spoken transcript is your integrity record.</w:t>
+        <w:t>Work with AI by talking it through, without pasting in text. Voice tutoring feels more natural and makes you reason out loud, and the transcript of what you said shows that the reasoning is your own.</w:t>
       </w:r>
     </w:p>
     <w:p>
@@ -441,7 +467,7 @@
         <w:pStyle w:val="ListNumber"/>
       </w:pPr>
       <w:r>
-        <w:t>Talk it through. The tutor will quiz you on the case first. Then bring your homework questions ONE AT A TIME, word for word, and state your first take (your Box A) before asking for help.</w:t>
+        <w:t>Talk it through. The tutor will quiz you on the case first. Then bring your case questions ONE AT A TIME, word for word, and state your first take (your Box A: position, best evidence, what you're least sure about) before asking for help.</w:t>
       </w:r>
     </w:p>
     <w:p>
@@ -449,7 +475,7 @@
         <w:pStyle w:val="ListNumber"/>
       </w:pPr>
       <w:r>
-        <w:t>Know when to stop. A tutor will push forever — that is not a signal your answer is bad. After 2–3 rounds on a question, decide it is good enough, write Box B, and move on. "Defended and good enough" is YOUR judgment call, and making it is part of what is graded.</w:t>
+        <w:t>Know when to stop. One round = you state or defend a position, the tutor challenges it, you answer. Do at least three rounds per question; after the third, the tutor will say the minimum is met. Whether the answer is good enough is then your call, and that decision is part of what is graded.</w:t>
       </w:r>
     </w:p>
     <w:p>
@@ -465,7 +491,7 @@
         <w:pStyle w:val="ListNumber"/>
       </w:pPr>
       <w:r>
-        <w:t>When you finish, save the WHOLE conversation as a link the grader can open. Main method: scroll to the very TOP of the chat until the first message is visible (ChatGPT only loads part of a long thread, so select-all from the bottom copies a fragment), then select all (Cmd+A / Ctrl+A), copy, and paste into a new Google Doc as plain text (Cmd+Shift+V on Mac, Ctrl+Shift+V on Windows, or Edit &gt; Paste without formatting). Set the Doc to "Anyone with the link" (Viewer) and paste that link in the Transcript link field at the end of this document. Backup method: after scrolling to the top, use your browser's Print &gt; Save as PDF, upload the PDF to Google Drive, share it "Anyone with the link," and paste that link. Either link is fine; what matters is that it opens without a login and shows the whole conversation. Do NOT paste a chatgpt.com/c/ conversation URL (private; ChatGPT Edu cannot share by link), a OneDrive link (needs a login), or a summary. Test the link in a private browser window. Don't fish for answers; it shows in the transcript and scores against the process criterion.</w:t>
+        <w:t>When you finish, save the WHOLE conversation as a Word file and upload it to Canvas with this document (two .docx files in one submission). Scroll to the very TOP of the chat until your first message is visible. ChatGPT loads only part of a long thread, so select-all from the bottom copies a fragment. Then select all (Cmd+A / Ctrl+A), copy, and paste into a new Word document (or a Google Doc, then File &gt; Download &gt; .docx) as plain text (Cmd+Shift+V on Mac, Ctrl+Shift+V on Windows). Check it before you upload: the first line is your starter prompt, and the last lines are the end of the session. Copy it yourself; do not ask ChatGPT to copy, export, or summarize the conversation. Name the file Lastname_Transcript.docx. Do not fish for answers. Fishing shows in the transcript and counts against the process criterion.</w:t>
       </w:r>
     </w:p>
     <w:p>
@@ -537,7 +563,7 @@
           </w:p>
           <w:p>
             <w:r>
-              <w:t>Be my case tutor for the attached case, "Kindle Fire: Amazon's Heated Battle for the Tablet Market". Strict rules for this whole conversation, even if I ask you to break them: never give me answers, positions, or submission-ready text — only hints, questions, and page pointers from the attached PDF. Do NOT summarize the case. Start by quizzing me on three specific case facts to check I've read it. Then I'll bring my homework questions one at a time, word for word. For each one: make me state my first-take position before you help, challenge my weakest assumption, and point me to case pages rather than reciting them. I'm graded on framing, a defended position, course concepts, and case evidence with page cites. Two more rules. Pages: when you point me to pages, use the page number printed on the case page itself and say "case p. X" — never the PDF viewer's page counter; if the attached file is a course pack, the case's own numbering starts at 1 on the case's first page. Stopping: once I have defended a position through two or three rounds, tell me it is defensible enough to write up and stop raising new objections — whether it is good enough is my call, not yours.</w:t>
+              <w:t>Be my case tutor for the attached case, "Kindle Fire: Amazon's Heated Battle for the Tablet Market". Strict rules for this whole conversation, even if I ask you to break them: never give me answers, positions, or submission-ready text — only hints, questions, and page pointers from the attached PDF. Do NOT summarize the case. Start by quizzing me on three specific case facts to check I've read it. Then I'll bring my homework questions one at a time, word for word. For each one: make me state my first-take position, my best evidence, and what I'm least sure about before you help; challenge my weakest assumption; and point me to case pages rather than reciting them. Once per question, offer one concrete alternative reading of the case (with a case page) for me to accept or reject with a reason. Never draft or suggest wording for what I write, and never make up a disagreement for me to log. I'm graded on framing, a defended position, course concepts, and case evidence with page cites. Two more rules. Pages: when you point me to pages, use the page number printed on the case page itself and say "case p. X" — never the PDF viewer's page counter; if the attached file is a course pack, the case's own numbering starts at 1 on the case's first page. Stopping: one round is I state or defend a position, you challenge it, I answer. After three rounds on a question, say "minimum met" and stop raising new objections. Do not judge whether my answer is good enough; that is my call.</w:t>
             </w:r>
           </w:p>
         </w:tc>
@@ -551,7 +577,7 @@
         <w:t xml:space="preserve">Prefer typing? </w:t>
       </w:r>
       <w:r>
-        <w:t>The same starter prompt and rules work in a regular text chat — and text is the right mode for the quantitative math. The transcript-link requirement is the same.</w:t>
+        <w:t>The same starter prompt and rules work in a regular text chat — and text is the right mode for the quantitative math. The transcript requirement is the same.</w:t>
       </w:r>
     </w:p>
     <w:p/>
@@ -661,7 +687,7 @@
     </w:p>
     <w:p>
       <w:r>
-        <w:t>For each question, work the three boxes IN ORDER: write Box A before any AI touches the question; then use AI to build your final answer in Box B; then document what changed in Box C.</w:t>
+        <w:t>For each question, work the three boxes IN ORDER: write Box A before you use any AI on the question; then use AI to build your final answer in Box B; then document what changed in Box C.</w:t>
       </w:r>
     </w:p>
     <w:p>
@@ -685,7 +711,7 @@
         <w:rPr>
           <w:i/>
         </w:rPr>
-        <w:t>Box A — First take, before any AI (100–200 words; bullets fine; ugly is fine): commit to a position, your best case evidence, and what you're unsure about. Graded for honest commitment, not polish.</w:t>
+        <w:t>Box A — First take, before any AI (100–200 words; bullets fine; ugly is fine): fill all three rows. Graded for honest commitment, not polish.</w:t>
       </w:r>
     </w:p>
     <w:tbl>
@@ -711,9 +737,20 @@
               <w:t>Box A — First take (no AI):</w:t>
             </w:r>
           </w:p>
+        </w:tc>
+      </w:tr>
+      <w:tr>
+        <w:tc>
+          <w:tcPr>
+            <w:tcW w:type="dxa" w:w="8640"/>
+          </w:tcPr>
           <w:p>
+            <w:r/>
             <w:r>
-              <w:t xml:space="preserve"> </w:t>
+              <w:rPr>
+                <w:b/>
+              </w:rPr>
+              <w:t>My position (one or two sentences):</w:t>
             </w:r>
           </w:p>
           <w:p>
@@ -726,9 +763,46 @@
               <w:t xml:space="preserve"> </w:t>
             </w:r>
           </w:p>
+        </w:tc>
+      </w:tr>
+      <w:tr>
+        <w:tc>
+          <w:tcPr>
+            <w:tcW w:type="dxa" w:w="8640"/>
+          </w:tcPr>
+          <w:p>
+            <w:r/>
+            <w:r>
+              <w:rPr>
+                <w:b/>
+              </w:rPr>
+              <w:t>My best case evidence (with case p. X):</w:t>
+            </w:r>
+          </w:p>
           <w:p>
             <w:r>
               <w:t xml:space="preserve"> </w:t>
+            </w:r>
+          </w:p>
+          <w:p>
+            <w:r>
+              <w:t xml:space="preserve"> </w:t>
+            </w:r>
+          </w:p>
+        </w:tc>
+      </w:tr>
+      <w:tr>
+        <w:tc>
+          <w:tcPr>
+            <w:tcW w:type="dxa" w:w="8640"/>
+          </w:tcPr>
+          <w:p>
+            <w:r/>
+            <w:r>
+              <w:rPr>
+                <w:b/>
+              </w:rPr>
+              <w:t>What I'm least sure about:</w:t>
             </w:r>
           </w:p>
           <w:p>
@@ -843,7 +917,7 @@
         <w:rPr>
           <w:i/>
         </w:rPr>
-        <w:t>Box C — Delta log: fill all three rows. Bullets are fine. Reading the homework question aloud to set the agenda doesn't count as an exchange.</w:t>
+        <w:t>Box C — Delta log: fill all three rows. Bullets are fine. Reading the case question aloud to set the agenda doesn't count as an exchange.</w:t>
       </w:r>
     </w:p>
     <w:tbl>
@@ -882,7 +956,7 @@
               <w:rPr>
                 <w:b/>
               </w:rPr>
-              <w:t>Exchanges (3+ substantive: your positions / follow-ups / pushbacks):</w:t>
+              <w:t>Exchanges (at least 3; one exchange = you state or defend a position, the tutor challenges it, you answer):</w:t>
             </w:r>
           </w:p>
           <w:p>
@@ -918,7 +992,7 @@
               <w:rPr>
                 <w:b/>
               </w:rPr>
-              <w:t>What changed Box A -&gt; Box B — one tag per change: [evidence] [structure] [counterargument] [math check] [wording]:</w:t>
+              <w:t>What changed from Box A to Box B — one tag per change: [evidence] [structure] [counterargument] [math check] [wording]:</w:t>
             </w:r>
           </w:p>
           <w:p>
@@ -954,7 +1028,7 @@
               <w:rPr>
                 <w:b/>
               </w:rPr>
-              <w:t>AI suggestion you REJECTED + why (required):</w:t>
+              <w:t>AI suggestion you REJECTED + why: quote the tutor's suggestion in one line, then your case-based reason (case p. X). One is required per case; on other questions write "none". Not a rejection: agreeing with the tutor, dropping your own idea after a challenge, or skipping part of the question:</w:t>
             </w:r>
           </w:p>
           <w:p>
@@ -1003,7 +1077,7 @@
         <w:rPr>
           <w:i/>
         </w:rPr>
-        <w:t>Box A — First take, before any AI (100–200 words; bullets fine; ugly is fine): commit to a position, your best case evidence, and what you're unsure about. Graded for honest commitment, not polish.</w:t>
+        <w:t>Box A — First take, before any AI (100–200 words; bullets fine; ugly is fine): fill all three rows. Graded for honest commitment, not polish.</w:t>
       </w:r>
     </w:p>
     <w:tbl>
@@ -1029,9 +1103,20 @@
               <w:t>Box A — First take (no AI):</w:t>
             </w:r>
           </w:p>
+        </w:tc>
+      </w:tr>
+      <w:tr>
+        <w:tc>
+          <w:tcPr>
+            <w:tcW w:type="dxa" w:w="8640"/>
+          </w:tcPr>
           <w:p>
+            <w:r/>
             <w:r>
-              <w:t xml:space="preserve"> </w:t>
+              <w:rPr>
+                <w:b/>
+              </w:rPr>
+              <w:t>My position (one or two sentences):</w:t>
             </w:r>
           </w:p>
           <w:p>
@@ -1044,9 +1129,46 @@
               <w:t xml:space="preserve"> </w:t>
             </w:r>
           </w:p>
+        </w:tc>
+      </w:tr>
+      <w:tr>
+        <w:tc>
+          <w:tcPr>
+            <w:tcW w:type="dxa" w:w="8640"/>
+          </w:tcPr>
+          <w:p>
+            <w:r/>
+            <w:r>
+              <w:rPr>
+                <w:b/>
+              </w:rPr>
+              <w:t>My best case evidence (with case p. X):</w:t>
+            </w:r>
+          </w:p>
           <w:p>
             <w:r>
               <w:t xml:space="preserve"> </w:t>
+            </w:r>
+          </w:p>
+          <w:p>
+            <w:r>
+              <w:t xml:space="preserve"> </w:t>
+            </w:r>
+          </w:p>
+        </w:tc>
+      </w:tr>
+      <w:tr>
+        <w:tc>
+          <w:tcPr>
+            <w:tcW w:type="dxa" w:w="8640"/>
+          </w:tcPr>
+          <w:p>
+            <w:r/>
+            <w:r>
+              <w:rPr>
+                <w:b/>
+              </w:rPr>
+              <w:t>What I'm least sure about:</w:t>
             </w:r>
           </w:p>
           <w:p>
@@ -1161,7 +1283,7 @@
         <w:rPr>
           <w:i/>
         </w:rPr>
-        <w:t>Box C — Delta log: fill all three rows. Bullets are fine. Reading the homework question aloud to set the agenda doesn't count as an exchange.</w:t>
+        <w:t>Box C — Delta log: fill all three rows. Bullets are fine. Reading the case question aloud to set the agenda doesn't count as an exchange.</w:t>
       </w:r>
     </w:p>
     <w:tbl>
@@ -1200,7 +1322,7 @@
               <w:rPr>
                 <w:b/>
               </w:rPr>
-              <w:t>Exchanges (3+ substantive: your positions / follow-ups / pushbacks):</w:t>
+              <w:t>Exchanges (at least 3; one exchange = you state or defend a position, the tutor challenges it, you answer):</w:t>
             </w:r>
           </w:p>
           <w:p>
@@ -1236,7 +1358,7 @@
               <w:rPr>
                 <w:b/>
               </w:rPr>
-              <w:t>What changed Box A -&gt; Box B — one tag per change: [evidence] [structure] [counterargument] [math check] [wording]:</w:t>
+              <w:t>What changed from Box A to Box B — one tag per change: [evidence] [structure] [counterargument] [math check] [wording]:</w:t>
             </w:r>
           </w:p>
           <w:p>
@@ -1272,7 +1394,7 @@
               <w:rPr>
                 <w:b/>
               </w:rPr>
-              <w:t>AI suggestion you REJECTED + why (required):</w:t>
+              <w:t>AI suggestion you REJECTED + why: quote the tutor's suggestion in one line, then your case-based reason (case p. X). One is required per case; on other questions write "none". Not a rejection: agreeing with the tutor, dropping your own idea after a challenge, or skipping part of the question:</w:t>
             </w:r>
           </w:p>
           <w:p>
@@ -1321,7 +1443,7 @@
         <w:rPr>
           <w:i/>
         </w:rPr>
-        <w:t>Box A — First take, before any AI (100–200 words; bullets fine; ugly is fine): commit to a position, your best case evidence, and what you're unsure about. Graded for honest commitment, not polish.</w:t>
+        <w:t>Box A — First take, before any AI (100–200 words; bullets fine; ugly is fine): fill all three rows. Graded for honest commitment, not polish.</w:t>
       </w:r>
     </w:p>
     <w:tbl>
@@ -1347,9 +1469,20 @@
               <w:t>Box A — First take (no AI):</w:t>
             </w:r>
           </w:p>
+        </w:tc>
+      </w:tr>
+      <w:tr>
+        <w:tc>
+          <w:tcPr>
+            <w:tcW w:type="dxa" w:w="8640"/>
+          </w:tcPr>
           <w:p>
+            <w:r/>
             <w:r>
-              <w:t xml:space="preserve"> </w:t>
+              <w:rPr>
+                <w:b/>
+              </w:rPr>
+              <w:t>My position (one or two sentences):</w:t>
             </w:r>
           </w:p>
           <w:p>
@@ -1362,9 +1495,46 @@
               <w:t xml:space="preserve"> </w:t>
             </w:r>
           </w:p>
+        </w:tc>
+      </w:tr>
+      <w:tr>
+        <w:tc>
+          <w:tcPr>
+            <w:tcW w:type="dxa" w:w="8640"/>
+          </w:tcPr>
+          <w:p>
+            <w:r/>
+            <w:r>
+              <w:rPr>
+                <w:b/>
+              </w:rPr>
+              <w:t>My best case evidence (with case p. X):</w:t>
+            </w:r>
+          </w:p>
           <w:p>
             <w:r>
               <w:t xml:space="preserve"> </w:t>
+            </w:r>
+          </w:p>
+          <w:p>
+            <w:r>
+              <w:t xml:space="preserve"> </w:t>
+            </w:r>
+          </w:p>
+        </w:tc>
+      </w:tr>
+      <w:tr>
+        <w:tc>
+          <w:tcPr>
+            <w:tcW w:type="dxa" w:w="8640"/>
+          </w:tcPr>
+          <w:p>
+            <w:r/>
+            <w:r>
+              <w:rPr>
+                <w:b/>
+              </w:rPr>
+              <w:t>What I'm least sure about:</w:t>
             </w:r>
           </w:p>
           <w:p>
@@ -1479,7 +1649,7 @@
         <w:rPr>
           <w:i/>
         </w:rPr>
-        <w:t>Box C — Delta log: fill all three rows. Bullets are fine. Reading the homework question aloud to set the agenda doesn't count as an exchange.</w:t>
+        <w:t>Box C — Delta log: fill all three rows. Bullets are fine. Reading the case question aloud to set the agenda doesn't count as an exchange.</w:t>
       </w:r>
     </w:p>
     <w:tbl>
@@ -1518,7 +1688,7 @@
               <w:rPr>
                 <w:b/>
               </w:rPr>
-              <w:t>Exchanges (3+ substantive: your positions / follow-ups / pushbacks):</w:t>
+              <w:t>Exchanges (at least 3; one exchange = you state or defend a position, the tutor challenges it, you answer):</w:t>
             </w:r>
           </w:p>
           <w:p>
@@ -1554,7 +1724,7 @@
               <w:rPr>
                 <w:b/>
               </w:rPr>
-              <w:t>What changed Box A -&gt; Box B — one tag per change: [evidence] [structure] [counterargument] [math check] [wording]:</w:t>
+              <w:t>What changed from Box A to Box B — one tag per change: [evidence] [structure] [counterargument] [math check] [wording]:</w:t>
             </w:r>
           </w:p>
           <w:p>
@@ -1590,7 +1760,7 @@
               <w:rPr>
                 <w:b/>
               </w:rPr>
-              <w:t>AI suggestion you REJECTED + why (required):</w:t>
+              <w:t>AI suggestion you REJECTED + why: quote the tutor's suggestion in one line, then your case-based reason (case p. X). One is required per case; on other questions write "none". Not a rejection: agreeing with the tutor, dropping your own idea after a challenge, or skipping part of the question:</w:t>
             </w:r>
           </w:p>
           <w:p>
@@ -1628,7 +1798,7 @@
         <w:rPr>
           <w:i/>
         </w:rPr>
-        <w:t>Box A — First take, before any AI (100–200 words; bullets fine; ugly is fine): commit to a position, your best case evidence, and what you're unsure about. Graded for honest commitment, not polish.</w:t>
+        <w:t>Box A — First take, before any AI (100–200 words; bullets fine; ugly is fine): fill all three rows. Graded for honest commitment, not polish.</w:t>
       </w:r>
     </w:p>
     <w:tbl>
@@ -1654,9 +1824,20 @@
               <w:t>Box A — First take (no AI):</w:t>
             </w:r>
           </w:p>
+        </w:tc>
+      </w:tr>
+      <w:tr>
+        <w:tc>
+          <w:tcPr>
+            <w:tcW w:type="dxa" w:w="8640"/>
+          </w:tcPr>
           <w:p>
+            <w:r/>
             <w:r>
-              <w:t xml:space="preserve"> </w:t>
+              <w:rPr>
+                <w:b/>
+              </w:rPr>
+              <w:t>My position (one or two sentences):</w:t>
             </w:r>
           </w:p>
           <w:p>
@@ -1669,9 +1850,46 @@
               <w:t xml:space="preserve"> </w:t>
             </w:r>
           </w:p>
+        </w:tc>
+      </w:tr>
+      <w:tr>
+        <w:tc>
+          <w:tcPr>
+            <w:tcW w:type="dxa" w:w="8640"/>
+          </w:tcPr>
+          <w:p>
+            <w:r/>
+            <w:r>
+              <w:rPr>
+                <w:b/>
+              </w:rPr>
+              <w:t>My best case evidence (with case p. X):</w:t>
+            </w:r>
+          </w:p>
           <w:p>
             <w:r>
               <w:t xml:space="preserve"> </w:t>
+            </w:r>
+          </w:p>
+          <w:p>
+            <w:r>
+              <w:t xml:space="preserve"> </w:t>
+            </w:r>
+          </w:p>
+        </w:tc>
+      </w:tr>
+      <w:tr>
+        <w:tc>
+          <w:tcPr>
+            <w:tcW w:type="dxa" w:w="8640"/>
+          </w:tcPr>
+          <w:p>
+            <w:r/>
+            <w:r>
+              <w:rPr>
+                <w:b/>
+              </w:rPr>
+              <w:t>What I'm least sure about:</w:t>
             </w:r>
           </w:p>
           <w:p>
@@ -1786,7 +2004,7 @@
         <w:rPr>
           <w:i/>
         </w:rPr>
-        <w:t>Box C — Delta log: fill all three rows. Bullets are fine. Reading the homework question aloud to set the agenda doesn't count as an exchange.</w:t>
+        <w:t>Box C — Delta log: fill all three rows. Bullets are fine. Reading the case question aloud to set the agenda doesn't count as an exchange.</w:t>
       </w:r>
     </w:p>
     <w:tbl>
@@ -1825,7 +2043,7 @@
               <w:rPr>
                 <w:b/>
               </w:rPr>
-              <w:t>Exchanges (3+ substantive: your positions / follow-ups / pushbacks):</w:t>
+              <w:t>Exchanges (at least 3; one exchange = you state or defend a position, the tutor challenges it, you answer):</w:t>
             </w:r>
           </w:p>
           <w:p>
@@ -1861,7 +2079,7 @@
               <w:rPr>
                 <w:b/>
               </w:rPr>
-              <w:t>What changed Box A -&gt; Box B — one tag per change: [evidence] [structure] [counterargument] [math check] [wording]:</w:t>
+              <w:t>What changed from Box A to Box B — one tag per change: [evidence] [structure] [counterargument] [math check] [wording]:</w:t>
             </w:r>
           </w:p>
           <w:p>
@@ -1897,7 +2115,7 @@
               <w:rPr>
                 <w:b/>
               </w:rPr>
-              <w:t>AI suggestion you REJECTED + why (required):</w:t>
+              <w:t>AI suggestion you REJECTED + why: quote the tutor's suggestion in one line, then your case-based reason (case p. X). One is required per case; on other questions write "none". Not a rejection: agreeing with the tutor, dropping your own idea after a challenge, or skipping part of the question:</w:t>
             </w:r>
           </w:p>
           <w:p>
@@ -1940,7 +2158,7 @@
         <w:rPr>
           <w:i/>
         </w:rPr>
-        <w:t>100–250 words, looking across ALL your delta logs: where did AI most elevate your case work; where did it add least (or mislead you); where did YOU decide an answer was good enough and stop, and why; and what will you do differently on the next case?</w:t>
+        <w:t>100–250 words in total, looking across ALL your delta logs. Fill all four rows.</w:t>
       </w:r>
     </w:p>
     <w:tbl>
@@ -1966,9 +2184,20 @@
               <w:t>Your synthesis:</w:t>
             </w:r>
           </w:p>
+        </w:tc>
+      </w:tr>
+      <w:tr>
+        <w:tc>
+          <w:tcPr>
+            <w:tcW w:type="dxa" w:w="8640"/>
+          </w:tcPr>
           <w:p>
+            <w:r/>
             <w:r>
-              <w:t xml:space="preserve"> </w:t>
+              <w:rPr>
+                <w:b/>
+              </w:rPr>
+              <w:t>Where AI helped most (name the question and the change):</w:t>
             </w:r>
           </w:p>
           <w:p>
@@ -1981,6 +2210,22 @@
               <w:t xml:space="preserve"> </w:t>
             </w:r>
           </w:p>
+        </w:tc>
+      </w:tr>
+      <w:tr>
+        <w:tc>
+          <w:tcPr>
+            <w:tcW w:type="dxa" w:w="8640"/>
+          </w:tcPr>
+          <w:p>
+            <w:r/>
+            <w:r>
+              <w:rPr>
+                <w:b/>
+              </w:rPr>
+              <w:t>Where AI added least or misled you (name one specific exchange):</w:t>
+            </w:r>
+          </w:p>
           <w:p>
             <w:r>
               <w:t xml:space="preserve"> </w:t>
@@ -1989,6 +2234,48 @@
           <w:p>
             <w:r>
               <w:t xml:space="preserve"> </w:t>
+            </w:r>
+          </w:p>
+        </w:tc>
+      </w:tr>
+      <w:tr>
+        <w:tc>
+          <w:tcPr>
+            <w:tcW w:type="dxa" w:w="8640"/>
+          </w:tcPr>
+          <w:p>
+            <w:r/>
+            <w:r>
+              <w:rPr>
+                <w:b/>
+              </w:rPr>
+              <w:t>Where you decided an answer was good enough and stopped, and why:</w:t>
+            </w:r>
+          </w:p>
+          <w:p>
+            <w:r>
+              <w:t xml:space="preserve"> </w:t>
+            </w:r>
+          </w:p>
+          <w:p>
+            <w:r>
+              <w:t xml:space="preserve"> </w:t>
+            </w:r>
+          </w:p>
+        </w:tc>
+      </w:tr>
+      <w:tr>
+        <w:tc>
+          <w:tcPr>
+            <w:tcW w:type="dxa" w:w="8640"/>
+          </w:tcPr>
+          <w:p>
+            <w:r/>
+            <w:r>
+              <w:rPr>
+                <w:b/>
+              </w:rPr>
+              <w:t>One thing you will do differently on the next case:</w:t>
             </w:r>
           </w:p>
           <w:p>
@@ -2004,7 +2291,7 @@
         <w:pStyle w:val="Heading2"/>
       </w:pPr>
       <w:r>
-        <w:t>Transcript link</w:t>
+        <w:t>Transcript file</w:t>
       </w:r>
     </w:p>
     <w:p>
@@ -2012,7 +2299,7 @@
         <w:rPr>
           <w:i/>
         </w:rPr>
-        <w:t>Paste the link to a Google Doc containing the WHOLE conversation, shared as "Anyone with the link" (Viewer) — not the transcript text, not a summary, not a chatgpt.com/c/ URL, not a login-gated OneDrive link. A link the grader cannot open counts as no link.</w:t>
+        <w:t>Upload the WHOLE conversation as a second .docx in the same Canvas submission (Canvas: Upload File, then Add Another File). Its first line is your starter prompt. A summary, a partial copy, or a link instead of the file counts as no transcript. Type the file name below.</w:t>
       </w:r>
     </w:p>
     <w:tbl>
@@ -2036,7 +2323,7 @@
               <w:rPr>
                 <w:b/>
               </w:rPr>
-              <w:t>Transcript URL</w:t>
+              <w:t>Transcript file</w:t>
             </w:r>
           </w:p>
         </w:tc>
@@ -2045,9 +2332,7 @@
             <w:tcW w:type="dxa" w:w="4320"/>
           </w:tcPr>
           <w:p>
-            <w:r>
-              <w:t>https://...</w:t>
-            </w:r>
+            <w:r/>
           </w:p>
         </w:tc>
       </w:tr>
@@ -2067,7 +2352,7 @@
     </w:p>
     <w:p>
       <w:r>
-        <w:t>This page is a reference, not something extra to write or submit: this one Word document, exported to PDF, is your entire submission. The submission is evaluated on content (per the rubric above) and on report-style professionalism — aim for the standard you would deliver to a client or executive reader.</w:t>
+        <w:t>This page is a formatting reference. This one Word document, uploaded as a .docx, is your entire submission. It is evaluated on content (per the rubric above) and on report-style professionalism. Aim for the standard you would deliver to a client or executive reader.</w:t>
       </w:r>
     </w:p>
     <w:p>
@@ -2123,7 +2408,7 @@
         <w:pStyle w:val="ListBullet"/>
       </w:pPr>
       <w:r>
-        <w:t>Final check: spell-check, make sure the transcript link is a real hyperlink, and upload the .docx itself (do not export to PDF — comments come back on your Word file).</w:t>
+        <w:t>Final check: spell-check, then upload TWO .docx files in one Canvas submission: this document and Lastname_Transcript.docx (not PDFs; comments come back on your Word file).</w:t>
       </w:r>
     </w:p>
     <w:p/>
